--- a/rapports/2026-06-06/EQ4/EQ4_enq2_v2/DR_015201010085/29-19-50-51.docx
+++ b/rapports/2026-06-06/EQ4/EQ4_enq2_v2/DR_015201010085/29-19-50-51.docx
@@ -297,7 +297,7 @@
           <w:color w:val="1F6FEB"/>
           <w:sz w:val="22"/>
         </w:rPr>
-        <w:t>⚠ INCOHÉRENCES À CORRIGER (68)</w:t>
+        <w:t>⚠ INCOHÉRENCES À CORRIGER (62)</w:t>
       </w:r>
     </w:p>
     <w:tbl>
@@ -454,7 +454,7 @@
                 <w:color w:val="16A34A"/>
                 <w:sz w:val="16"/>
               </w:rPr>
-              <w:t>s01q39</w:t>
+              <w:t>—</w:t>
             </w:r>
           </w:p>
         </w:tc>
@@ -485,7 +485,7 @@
                 <w:i w:val="0"/>
                 <w:sz w:val="17"/>
               </w:rPr>
-              <w:t>Incoherence! Finda Badio dispose d'un téléphone portable à s01q39, donc la raison évoquée ne peut pas être (ne dispose pas d'appareil).</w:t>
+              <w:t>Incoherence! Fatou Binetou Biaye a dit que son père a un niveau  alors que le père lui-même dit qu'il a un niveau Primaire au niveau de la section 2.</w:t>
             </w:r>
           </w:p>
         </w:tc>
@@ -544,7 +544,7 @@
                 <w:color w:val="16A34A"/>
                 <w:sz w:val="16"/>
               </w:rPr>
-              <w:t>—</w:t>
+              <w:t>s01q25, s01q30, s04q23, s01q00b, s01q30_decode, s04q23_decode</w:t>
             </w:r>
           </w:p>
         </w:tc>
@@ -575,7 +575,7 @@
                 <w:i w:val="0"/>
                 <w:sz w:val="17"/>
               </w:rPr>
-              <w:t>Incoherence! Fatou Binetou Biaye a dit que son père a un niveau  alors que le père lui-même dit qu'il a un niveau Primaire au niveau de la section 2.</w:t>
+              <w:t>Incoherence! Fatou Binetou Biaye a declaré que la catégorie socioprofessionnelle de son père est  alors que le père lui-même declare comme catégorie socioprofessionnelle Ouvrier ou employé non qualifié au niveau de la section 4b.</w:t>
             </w:r>
           </w:p>
         </w:tc>
@@ -634,7 +634,7 @@
                 <w:color w:val="16A34A"/>
                 <w:sz w:val="16"/>
               </w:rPr>
-              <w:t>s01q25, s01q30, s04q23, s01q00b, s01q30_decode, s04q23_decode</w:t>
+              <w:t>s01q32, s01q37, s04q23, s01q00b, s01q37_decode, s04q23_decode</w:t>
             </w:r>
           </w:p>
         </w:tc>
@@ -665,7 +665,7 @@
                 <w:i w:val="0"/>
                 <w:sz w:val="17"/>
               </w:rPr>
-              <w:t>Incoherence! Fatou Binetou Biaye a declaré que la catégorie socioprofessionnelle de son père est  alors que le père lui-même declare comme catégorie socioprofessionnelle Ouvrier ou employé non qualifié au niveau de la section 4b.</w:t>
+              <w:t>Incoherence! Fatou Binetou Biaye a declaré que la catégorie socioprofessionnelle de sa mère est  alors que la mère elle-même declare comme catégorie socioprofessionnelle Travailleur pour compte propre au niveau de la section 4b.</w:t>
             </w:r>
           </w:p>
         </w:tc>
@@ -724,7 +724,7 @@
                 <w:color w:val="16A34A"/>
                 <w:sz w:val="16"/>
               </w:rPr>
-              <w:t>s01q32, s01q37, s04q23, s01q00b, s01q37_decode, s04q23_decode</w:t>
+              <w:t>s01q39</w:t>
             </w:r>
           </w:p>
         </w:tc>
@@ -755,7 +755,7 @@
                 <w:i w:val="0"/>
                 <w:sz w:val="17"/>
               </w:rPr>
-              <w:t>Incoherence! Fatou Binetou Biaye a declaré que la catégorie socioprofessionnelle de sa mère est  alors que la mère elle-même declare comme catégorie socioprofessionnelle Travailleur pour compte propre au niveau de la section 4b.</w:t>
+              <w:t>Incoherence! Finda Badio dispose d'un téléphone portable à s01q39, donc la raison évoquée ne peut pas être (ne dispose pas d'appareil).</w:t>
             </w:r>
           </w:p>
         </w:tc>
@@ -1354,7 +1354,7 @@
                 <w:color w:val="16A34A"/>
                 <w:sz w:val="16"/>
               </w:rPr>
-              <w:t>—</w:t>
+              <w:t>s02q33, s01q00b</w:t>
             </w:r>
           </w:p>
         </w:tc>
@@ -1385,7 +1385,7 @@
                 <w:i w:val="0"/>
                 <w:sz w:val="17"/>
               </w:rPr>
-              <w:t>Incohérence!!! seulement les écoles privées paient les frais de scolarité (y compris les frais d'inscription).</w:t>
+              <w:t>Incoherent!!! La dernière fois que El hadji Landing Biaye a  fréquenté l'école est 9999.</w:t>
             </w:r>
           </w:p>
         </w:tc>
@@ -1475,7 +1475,7 @@
                 <w:i w:val="0"/>
                 <w:sz w:val="17"/>
               </w:rPr>
-              <w:t>Incoherent!!! La dernière fois que El hadji Landing Biaye a  fréquenté l'école est 9999.</w:t>
+              <w:t>Incoherent!!! La dernière fois que Khadidiatou Biaye a  fréquenté l'école est 9999.</w:t>
             </w:r>
           </w:p>
         </w:tc>
@@ -1534,7 +1534,7 @@
                 <w:color w:val="16A34A"/>
                 <w:sz w:val="16"/>
               </w:rPr>
-              <w:t>s02q33, s01q00b</w:t>
+              <w:t>—</w:t>
             </w:r>
           </w:p>
         </w:tc>
@@ -1565,7 +1565,7 @@
                 <w:i w:val="0"/>
                 <w:sz w:val="17"/>
               </w:rPr>
-              <w:t>Incoherent!!! La dernière fois que Khadidiatou Biaye a  fréquenté l'école est 9999.</w:t>
+              <w:t>Incohérent!! Le niveau d'instruction déclaré par l'un des enfants () au niveau de la section 1 de Finda Badio diffère de celui donné par Finda Badio lui-même qui affirme ne pas avoir frequenté l'école formelle.</w:t>
             </w:r>
           </w:p>
         </w:tc>
@@ -1598,6 +1598,726 @@
                 <w:i w:val="0"/>
                 <w:sz w:val="16"/>
               </w:rPr>
+              <w:t>S11</w:t>
+              <w:br/>
+            </w:r>
+            <w:r>
+              <w:rPr>
+                <w:b w:val="0"/>
+                <w:i w:val="0"/>
+                <w:color w:val="64748B"/>
+                <w:sz w:val="14"/>
+              </w:rPr>
+              <w:t>Logement / cadre de vie</w:t>
+            </w:r>
+          </w:p>
+        </w:tc>
+        <w:tc>
+          <w:tcPr>
+            <w:tcW w:type="dxa" w:w="1531"/>
+          </w:tcPr>
+          <w:p>
+            <w:r>
+              <w:rPr>
+                <w:b/>
+                <w:i w:val="0"/>
+                <w:color w:val="16A34A"/>
+                <w:sz w:val="16"/>
+              </w:rPr>
+              <w:t>s01q10, s02q30, s02q34, s03q50, s04q23, s04q24, s04q37, s04q44</w:t>
+            </w:r>
+          </w:p>
+        </w:tc>
+        <w:tc>
+          <w:tcPr>
+            <w:tcW w:type="dxa" w:w="1191"/>
+          </w:tcPr>
+          <w:p>
+            <w:r>
+              <w:rPr>
+                <w:b w:val="0"/>
+                <w:i w:val="0"/>
+                <w:color w:val="64748B"/>
+                <w:sz w:val="16"/>
+              </w:rPr>
+              <w:t>GT-CQ</w:t>
+            </w:r>
+          </w:p>
+        </w:tc>
+        <w:tc>
+          <w:tcPr>
+            <w:tcW w:type="dxa" w:w="4706"/>
+          </w:tcPr>
+          <w:p>
+            <w:r>
+              <w:rPr>
+                <w:b w:val="0"/>
+                <w:i w:val="0"/>
+                <w:sz w:val="17"/>
+              </w:rPr>
+              <w:t>Le montant de la dernière facture d'eau est de 0 FCFA  qui semble incohérent, Prière de vérifier les questions 11.23a et 11.23b auprès du ménage ou confirmer.</w:t>
+            </w:r>
+          </w:p>
+        </w:tc>
+      </w:tr>
+      <w:tr>
+        <w:tc>
+          <w:tcPr>
+            <w:tcW w:type="dxa" w:w="964"/>
+          </w:tcPr>
+          <w:p>
+            <w:r>
+              <w:rPr>
+                <w:b/>
+                <w:i w:val="0"/>
+                <w:color w:val="DC2626"/>
+                <w:sz w:val="16"/>
+              </w:rPr>
+              <w:t>Haute</w:t>
+            </w:r>
+          </w:p>
+        </w:tc>
+        <w:tc>
+          <w:tcPr>
+            <w:tcW w:type="dxa" w:w="1247"/>
+          </w:tcPr>
+          <w:p>
+            <w:r>
+              <w:rPr>
+                <w:b/>
+                <w:i w:val="0"/>
+                <w:sz w:val="16"/>
+              </w:rPr>
+              <w:t>S11</w:t>
+              <w:br/>
+            </w:r>
+            <w:r>
+              <w:rPr>
+                <w:b w:val="0"/>
+                <w:i w:val="0"/>
+                <w:color w:val="64748B"/>
+                <w:sz w:val="14"/>
+              </w:rPr>
+              <w:t>Logement / cadre de vie</w:t>
+            </w:r>
+          </w:p>
+        </w:tc>
+        <w:tc>
+          <w:tcPr>
+            <w:tcW w:type="dxa" w:w="1531"/>
+          </w:tcPr>
+          <w:p>
+            <w:r>
+              <w:rPr>
+                <w:b/>
+                <w:i w:val="0"/>
+                <w:color w:val="16A34A"/>
+                <w:sz w:val="16"/>
+              </w:rPr>
+              <w:t>s01q00_0, s00q04, s03q38, s04q21, s04q51, s04q51_unite, s04q44, s04q65</w:t>
+            </w:r>
+          </w:p>
+        </w:tc>
+        <w:tc>
+          <w:tcPr>
+            <w:tcW w:type="dxa" w:w="1191"/>
+          </w:tcPr>
+          <w:p>
+            <w:r>
+              <w:rPr>
+                <w:b w:val="0"/>
+                <w:i w:val="0"/>
+                <w:color w:val="64748B"/>
+                <w:sz w:val="16"/>
+              </w:rPr>
+              <w:t>GT-CQ</w:t>
+            </w:r>
+          </w:p>
+        </w:tc>
+        <w:tc>
+          <w:tcPr>
+            <w:tcW w:type="dxa" w:w="4706"/>
+          </w:tcPr>
+          <w:p>
+            <w:r>
+              <w:rPr>
+                <w:b w:val="0"/>
+                <w:i w:val="0"/>
+                <w:sz w:val="17"/>
+              </w:rPr>
+              <w:t>Avertissement!! le montant de la dernière  facture du dernier mois pour chaine de télévision par câble, satellite, TNTest 2000 FCFA semble incoherent, prière de corriger ou confirmer avec le QG.</w:t>
+            </w:r>
+          </w:p>
+        </w:tc>
+      </w:tr>
+      <w:tr>
+        <w:tc>
+          <w:tcPr>
+            <w:tcW w:type="dxa" w:w="964"/>
+          </w:tcPr>
+          <w:p>
+            <w:r>
+              <w:rPr>
+                <w:b/>
+                <w:i w:val="0"/>
+                <w:color w:val="EA580C"/>
+                <w:sz w:val="16"/>
+              </w:rPr>
+              <w:t>Moyenne</w:t>
+            </w:r>
+          </w:p>
+        </w:tc>
+        <w:tc>
+          <w:tcPr>
+            <w:tcW w:type="dxa" w:w="1247"/>
+          </w:tcPr>
+          <w:p>
+            <w:r>
+              <w:rPr>
+                <w:b/>
+                <w:i w:val="0"/>
+                <w:sz w:val="16"/>
+              </w:rPr>
+              <w:t>S00</w:t>
+              <w:br/>
+            </w:r>
+            <w:r>
+              <w:rPr>
+                <w:b w:val="0"/>
+                <w:i w:val="0"/>
+                <w:color w:val="64748B"/>
+                <w:sz w:val="14"/>
+              </w:rPr>
+              <w:t>Identification</w:t>
+            </w:r>
+          </w:p>
+        </w:tc>
+        <w:tc>
+          <w:tcPr>
+            <w:tcW w:type="dxa" w:w="1531"/>
+          </w:tcPr>
+          <w:p>
+            <w:r>
+              <w:rPr>
+                <w:b/>
+                <w:i w:val="0"/>
+                <w:color w:val="16A34A"/>
+                <w:sz w:val="16"/>
+              </w:rPr>
+              <w:t>s00q27</w:t>
+            </w:r>
+          </w:p>
+        </w:tc>
+        <w:tc>
+          <w:tcPr>
+            <w:tcW w:type="dxa" w:w="1191"/>
+          </w:tcPr>
+          <w:p>
+            <w:r>
+              <w:rPr>
+                <w:b w:val="0"/>
+                <w:i w:val="0"/>
+                <w:color w:val="64748B"/>
+                <w:sz w:val="16"/>
+              </w:rPr>
+              <w:t>GT-CQ</w:t>
+            </w:r>
+          </w:p>
+        </w:tc>
+        <w:tc>
+          <w:tcPr>
+            <w:tcW w:type="dxa" w:w="4706"/>
+          </w:tcPr>
+          <w:p>
+            <w:r>
+              <w:rPr>
+                <w:b w:val="0"/>
+                <w:i w:val="0"/>
+                <w:sz w:val="17"/>
+              </w:rPr>
+              <w:t>Le questionnaire semble ne pas être complètement fini mais le questionnaire est en statut complet, prière de compléter le questionnaire.</w:t>
+            </w:r>
+          </w:p>
+        </w:tc>
+      </w:tr>
+      <w:tr>
+        <w:tc>
+          <w:tcPr>
+            <w:tcW w:type="dxa" w:w="964"/>
+          </w:tcPr>
+          <w:p>
+            <w:r>
+              <w:rPr>
+                <w:b/>
+                <w:i w:val="0"/>
+                <w:color w:val="EA580C"/>
+                <w:sz w:val="16"/>
+              </w:rPr>
+              <w:t>Moyenne</w:t>
+            </w:r>
+          </w:p>
+        </w:tc>
+        <w:tc>
+          <w:tcPr>
+            <w:tcW w:type="dxa" w:w="1247"/>
+          </w:tcPr>
+          <w:p>
+            <w:r>
+              <w:rPr>
+                <w:b/>
+                <w:i w:val="0"/>
+                <w:sz w:val="16"/>
+              </w:rPr>
+              <w:t>S00</w:t>
+              <w:br/>
+            </w:r>
+            <w:r>
+              <w:rPr>
+                <w:b w:val="0"/>
+                <w:i w:val="0"/>
+                <w:color w:val="64748B"/>
+                <w:sz w:val="14"/>
+              </w:rPr>
+              <w:t>Identification</w:t>
+            </w:r>
+          </w:p>
+        </w:tc>
+        <w:tc>
+          <w:tcPr>
+            <w:tcW w:type="dxa" w:w="1531"/>
+          </w:tcPr>
+          <w:p>
+            <w:r>
+              <w:rPr>
+                <w:b/>
+                <w:i w:val="0"/>
+                <w:color w:val="16A34A"/>
+                <w:sz w:val="16"/>
+              </w:rPr>
+              <w:t>—</w:t>
+            </w:r>
+          </w:p>
+        </w:tc>
+        <w:tc>
+          <w:tcPr>
+            <w:tcW w:type="dxa" w:w="1191"/>
+          </w:tcPr>
+          <w:p>
+            <w:r>
+              <w:rPr>
+                <w:b w:val="0"/>
+                <w:i w:val="0"/>
+                <w:color w:val="64748B"/>
+                <w:sz w:val="16"/>
+              </w:rPr>
+              <w:t>GT-CQ</w:t>
+            </w:r>
+          </w:p>
+        </w:tc>
+        <w:tc>
+          <w:tcPr>
+            <w:tcW w:type="dxa" w:w="4706"/>
+          </w:tcPr>
+          <w:p>
+            <w:r>
+              <w:rPr>
+                <w:b w:val="0"/>
+                <w:i w:val="0"/>
+                <w:sz w:val="17"/>
+              </w:rPr>
+              <w:t>L'adresse ou la localisation du ménage doit être bien renseignée, ne doit pas contenir des numéros de téléphone et elle semble courte pour être une adresse.</w:t>
+            </w:r>
+          </w:p>
+        </w:tc>
+      </w:tr>
+      <w:tr>
+        <w:tc>
+          <w:tcPr>
+            <w:tcW w:type="dxa" w:w="964"/>
+          </w:tcPr>
+          <w:p>
+            <w:r>
+              <w:rPr>
+                <w:b/>
+                <w:i w:val="0"/>
+                <w:color w:val="EA580C"/>
+                <w:sz w:val="16"/>
+              </w:rPr>
+              <w:t>Moyenne</w:t>
+            </w:r>
+          </w:p>
+        </w:tc>
+        <w:tc>
+          <w:tcPr>
+            <w:tcW w:type="dxa" w:w="1247"/>
+          </w:tcPr>
+          <w:p>
+            <w:r>
+              <w:rPr>
+                <w:b/>
+                <w:i w:val="0"/>
+                <w:sz w:val="16"/>
+              </w:rPr>
+              <w:t>S00</w:t>
+              <w:br/>
+            </w:r>
+            <w:r>
+              <w:rPr>
+                <w:b w:val="0"/>
+                <w:i w:val="0"/>
+                <w:color w:val="64748B"/>
+                <w:sz w:val="14"/>
+              </w:rPr>
+              <w:t>Identification</w:t>
+            </w:r>
+          </w:p>
+        </w:tc>
+        <w:tc>
+          <w:tcPr>
+            <w:tcW w:type="dxa" w:w="1531"/>
+          </w:tcPr>
+          <w:p>
+            <w:r>
+              <w:rPr>
+                <w:b/>
+                <w:i w:val="0"/>
+                <w:color w:val="16A34A"/>
+                <w:sz w:val="16"/>
+              </w:rPr>
+              <w:t>—</w:t>
+            </w:r>
+          </w:p>
+        </w:tc>
+        <w:tc>
+          <w:tcPr>
+            <w:tcW w:type="dxa" w:w="1191"/>
+          </w:tcPr>
+          <w:p>
+            <w:r>
+              <w:rPr>
+                <w:b w:val="0"/>
+                <w:i w:val="0"/>
+                <w:color w:val="64748B"/>
+                <w:sz w:val="16"/>
+              </w:rPr>
+              <w:t>GT-CQ</w:t>
+            </w:r>
+          </w:p>
+        </w:tc>
+        <w:tc>
+          <w:tcPr>
+            <w:tcW w:type="dxa" w:w="4706"/>
+          </w:tcPr>
+          <w:p>
+            <w:r>
+              <w:rPr>
+                <w:b w:val="0"/>
+                <w:i w:val="0"/>
+                <w:sz w:val="17"/>
+              </w:rPr>
+              <w:t>Prière de renseigner la bonne adresse.</w:t>
+            </w:r>
+          </w:p>
+        </w:tc>
+      </w:tr>
+      <w:tr>
+        <w:tc>
+          <w:tcPr>
+            <w:tcW w:type="dxa" w:w="964"/>
+          </w:tcPr>
+          <w:p>
+            <w:r>
+              <w:rPr>
+                <w:b/>
+                <w:i w:val="0"/>
+                <w:color w:val="EA580C"/>
+                <w:sz w:val="16"/>
+              </w:rPr>
+              <w:t>Moyenne</w:t>
+            </w:r>
+          </w:p>
+        </w:tc>
+        <w:tc>
+          <w:tcPr>
+            <w:tcW w:type="dxa" w:w="1247"/>
+          </w:tcPr>
+          <w:p>
+            <w:r>
+              <w:rPr>
+                <w:b/>
+                <w:i w:val="0"/>
+                <w:sz w:val="16"/>
+              </w:rPr>
+              <w:t>S01</w:t>
+              <w:br/>
+            </w:r>
+            <w:r>
+              <w:rPr>
+                <w:b w:val="0"/>
+                <w:i w:val="0"/>
+                <w:color w:val="64748B"/>
+                <w:sz w:val="14"/>
+              </w:rPr>
+              <w:t>Démographie</w:t>
+            </w:r>
+          </w:p>
+        </w:tc>
+        <w:tc>
+          <w:tcPr>
+            <w:tcW w:type="dxa" w:w="1531"/>
+          </w:tcPr>
+          <w:p>
+            <w:r>
+              <w:rPr>
+                <w:b/>
+                <w:i w:val="0"/>
+                <w:color w:val="16A34A"/>
+                <w:sz w:val="16"/>
+              </w:rPr>
+              <w:t>—</w:t>
+            </w:r>
+          </w:p>
+        </w:tc>
+        <w:tc>
+          <w:tcPr>
+            <w:tcW w:type="dxa" w:w="1191"/>
+          </w:tcPr>
+          <w:p>
+            <w:r>
+              <w:rPr>
+                <w:b w:val="0"/>
+                <w:i w:val="0"/>
+                <w:color w:val="64748B"/>
+                <w:sz w:val="16"/>
+              </w:rPr>
+              <w:t>GT-CQ</w:t>
+            </w:r>
+          </w:p>
+        </w:tc>
+        <w:tc>
+          <w:tcPr>
+            <w:tcW w:type="dxa" w:w="4706"/>
+          </w:tcPr>
+          <w:p>
+            <w:r>
+              <w:rPr>
+                <w:b w:val="0"/>
+                <w:i w:val="0"/>
+                <w:sz w:val="17"/>
+              </w:rPr>
+              <w:t>Prière de verifier l'information donnée par Fatou Binetou Biaye ou corriger au niveau de la section 1.</w:t>
+            </w:r>
+          </w:p>
+        </w:tc>
+      </w:tr>
+      <w:tr>
+        <w:tc>
+          <w:tcPr>
+            <w:tcW w:type="dxa" w:w="964"/>
+          </w:tcPr>
+          <w:p>
+            <w:r>
+              <w:rPr>
+                <w:b/>
+                <w:i w:val="0"/>
+                <w:color w:val="EA580C"/>
+                <w:sz w:val="16"/>
+              </w:rPr>
+              <w:t>Moyenne</w:t>
+            </w:r>
+          </w:p>
+        </w:tc>
+        <w:tc>
+          <w:tcPr>
+            <w:tcW w:type="dxa" w:w="1247"/>
+          </w:tcPr>
+          <w:p>
+            <w:r>
+              <w:rPr>
+                <w:b/>
+                <w:i w:val="0"/>
+                <w:sz w:val="16"/>
+              </w:rPr>
+              <w:t>S01</w:t>
+              <w:br/>
+            </w:r>
+            <w:r>
+              <w:rPr>
+                <w:b w:val="0"/>
+                <w:i w:val="0"/>
+                <w:color w:val="64748B"/>
+                <w:sz w:val="14"/>
+              </w:rPr>
+              <w:t>Démographie</w:t>
+            </w:r>
+          </w:p>
+        </w:tc>
+        <w:tc>
+          <w:tcPr>
+            <w:tcW w:type="dxa" w:w="1531"/>
+          </w:tcPr>
+          <w:p>
+            <w:r>
+              <w:rPr>
+                <w:b/>
+                <w:i w:val="0"/>
+                <w:color w:val="16A34A"/>
+                <w:sz w:val="16"/>
+              </w:rPr>
+              <w:t>—</w:t>
+            </w:r>
+          </w:p>
+        </w:tc>
+        <w:tc>
+          <w:tcPr>
+            <w:tcW w:type="dxa" w:w="1191"/>
+          </w:tcPr>
+          <w:p>
+            <w:r>
+              <w:rPr>
+                <w:b w:val="0"/>
+                <w:i w:val="0"/>
+                <w:color w:val="64748B"/>
+                <w:sz w:val="16"/>
+              </w:rPr>
+              <w:t>GT-CQ</w:t>
+            </w:r>
+          </w:p>
+        </w:tc>
+        <w:tc>
+          <w:tcPr>
+            <w:tcW w:type="dxa" w:w="4706"/>
+          </w:tcPr>
+          <w:p>
+            <w:r>
+              <w:rPr>
+                <w:b w:val="0"/>
+                <w:i w:val="0"/>
+                <w:sz w:val="17"/>
+              </w:rPr>
+              <w:t>Prière de verifier l'information donnée par Ibrahima Biaye ou corriger au niveau de la section 1.</w:t>
+            </w:r>
+          </w:p>
+        </w:tc>
+      </w:tr>
+      <w:tr>
+        <w:tc>
+          <w:tcPr>
+            <w:tcW w:type="dxa" w:w="964"/>
+          </w:tcPr>
+          <w:p>
+            <w:r>
+              <w:rPr>
+                <w:b/>
+                <w:i w:val="0"/>
+                <w:color w:val="EA580C"/>
+                <w:sz w:val="16"/>
+              </w:rPr>
+              <w:t>Moyenne</w:t>
+            </w:r>
+          </w:p>
+        </w:tc>
+        <w:tc>
+          <w:tcPr>
+            <w:tcW w:type="dxa" w:w="1247"/>
+          </w:tcPr>
+          <w:p>
+            <w:r>
+              <w:rPr>
+                <w:b/>
+                <w:i w:val="0"/>
+                <w:sz w:val="16"/>
+              </w:rPr>
+              <w:t>S01</w:t>
+              <w:br/>
+            </w:r>
+            <w:r>
+              <w:rPr>
+                <w:b w:val="0"/>
+                <w:i w:val="0"/>
+                <w:color w:val="64748B"/>
+                <w:sz w:val="14"/>
+              </w:rPr>
+              <w:t>Démographie</w:t>
+            </w:r>
+          </w:p>
+        </w:tc>
+        <w:tc>
+          <w:tcPr>
+            <w:tcW w:type="dxa" w:w="1531"/>
+          </w:tcPr>
+          <w:p>
+            <w:r>
+              <w:rPr>
+                <w:b/>
+                <w:i w:val="0"/>
+                <w:color w:val="16A34A"/>
+                <w:sz w:val="16"/>
+              </w:rPr>
+              <w:t>—</w:t>
+            </w:r>
+          </w:p>
+        </w:tc>
+        <w:tc>
+          <w:tcPr>
+            <w:tcW w:type="dxa" w:w="1191"/>
+          </w:tcPr>
+          <w:p>
+            <w:r>
+              <w:rPr>
+                <w:b w:val="0"/>
+                <w:i w:val="0"/>
+                <w:color w:val="64748B"/>
+                <w:sz w:val="16"/>
+              </w:rPr>
+              <w:t>GT-CQ</w:t>
+            </w:r>
+          </w:p>
+        </w:tc>
+        <w:tc>
+          <w:tcPr>
+            <w:tcW w:type="dxa" w:w="4706"/>
+          </w:tcPr>
+          <w:p>
+            <w:r>
+              <w:rPr>
+                <w:b w:val="0"/>
+                <w:i w:val="0"/>
+                <w:sz w:val="17"/>
+              </w:rPr>
+              <w:t>Prière de verifier l'information donnée par Khadidiatou Biaye ou corriger au niveau de la section 1.</w:t>
+            </w:r>
+          </w:p>
+        </w:tc>
+      </w:tr>
+      <w:tr>
+        <w:tc>
+          <w:tcPr>
+            <w:tcW w:type="dxa" w:w="964"/>
+          </w:tcPr>
+          <w:p>
+            <w:r>
+              <w:rPr>
+                <w:b/>
+                <w:i w:val="0"/>
+                <w:color w:val="EA580C"/>
+                <w:sz w:val="16"/>
+              </w:rPr>
+              <w:t>Moyenne</w:t>
+            </w:r>
+          </w:p>
+        </w:tc>
+        <w:tc>
+          <w:tcPr>
+            <w:tcW w:type="dxa" w:w="1247"/>
+          </w:tcPr>
+          <w:p>
+            <w:r>
+              <w:rPr>
+                <w:b/>
+                <w:i w:val="0"/>
+                <w:sz w:val="16"/>
+              </w:rPr>
               <w:t>S02</w:t>
               <w:br/>
             </w:r>
@@ -1624,7 +2344,7 @@
                 <w:color w:val="16A34A"/>
                 <w:sz w:val="16"/>
               </w:rPr>
-              <w:t>—</w:t>
+              <w:t>s01q63, s00q04, s02q25, s01q00b, s02q17_2, s02q15_2</w:t>
             </w:r>
           </w:p>
         </w:tc>
@@ -1655,1267 +2375,7 @@
                 <w:i w:val="0"/>
                 <w:sz w:val="17"/>
               </w:rPr>
-              <w:t>Incohérent!! Le niveau d'instruction déclaré par l'un des enfants () au niveau de la section 1 de Finda Badio diffère de celui donné par Finda Badio lui-même qui affirme ne pas avoir frequenté l'école formelle.</w:t>
-            </w:r>
-          </w:p>
-        </w:tc>
-      </w:tr>
-      <w:tr>
-        <w:tc>
-          <w:tcPr>
-            <w:tcW w:type="dxa" w:w="964"/>
-          </w:tcPr>
-          <w:p>
-            <w:r>
-              <w:rPr>
-                <w:b/>
-                <w:i w:val="0"/>
-                <w:color w:val="DC2626"/>
-                <w:sz w:val="16"/>
-              </w:rPr>
-              <w:t>Haute</w:t>
-            </w:r>
-          </w:p>
-        </w:tc>
-        <w:tc>
-          <w:tcPr>
-            <w:tcW w:type="dxa" w:w="1247"/>
-          </w:tcPr>
-          <w:p>
-            <w:r>
-              <w:rPr>
-                <w:b/>
-                <w:i w:val="0"/>
-                <w:sz w:val="16"/>
-              </w:rPr>
-              <w:t>S11</w:t>
-              <w:br/>
-            </w:r>
-            <w:r>
-              <w:rPr>
-                <w:b w:val="0"/>
-                <w:i w:val="0"/>
-                <w:color w:val="64748B"/>
-                <w:sz w:val="14"/>
-              </w:rPr>
-              <w:t>Logement / cadre de vie</w:t>
-            </w:r>
-          </w:p>
-        </w:tc>
-        <w:tc>
-          <w:tcPr>
-            <w:tcW w:type="dxa" w:w="1531"/>
-          </w:tcPr>
-          <w:p>
-            <w:r>
-              <w:rPr>
-                <w:b/>
-                <w:i w:val="0"/>
-                <w:color w:val="16A34A"/>
-                <w:sz w:val="16"/>
-              </w:rPr>
-              <w:t>s01q10, s02q30, s02q34, s03q50, s04q23, s04q24, s04q37, s04q44</w:t>
-            </w:r>
-          </w:p>
-        </w:tc>
-        <w:tc>
-          <w:tcPr>
-            <w:tcW w:type="dxa" w:w="1191"/>
-          </w:tcPr>
-          <w:p>
-            <w:r>
-              <w:rPr>
-                <w:b w:val="0"/>
-                <w:i w:val="0"/>
-                <w:color w:val="64748B"/>
-                <w:sz w:val="16"/>
-              </w:rPr>
-              <w:t>GT-CQ</w:t>
-            </w:r>
-          </w:p>
-        </w:tc>
-        <w:tc>
-          <w:tcPr>
-            <w:tcW w:type="dxa" w:w="4706"/>
-          </w:tcPr>
-          <w:p>
-            <w:r>
-              <w:rPr>
-                <w:b w:val="0"/>
-                <w:i w:val="0"/>
-                <w:sz w:val="17"/>
-              </w:rPr>
-              <w:t>Le montant de la dernière facture d'eau est de 0 FCFA  qui semble incohérent, Prière de vérifier les questions 11.23a et 11.23b auprès du ménage ou confirmer.</w:t>
-            </w:r>
-          </w:p>
-        </w:tc>
-      </w:tr>
-      <w:tr>
-        <w:tc>
-          <w:tcPr>
-            <w:tcW w:type="dxa" w:w="964"/>
-          </w:tcPr>
-          <w:p>
-            <w:r>
-              <w:rPr>
-                <w:b/>
-                <w:i w:val="0"/>
-                <w:color w:val="DC2626"/>
-                <w:sz w:val="16"/>
-              </w:rPr>
-              <w:t>Haute</w:t>
-            </w:r>
-          </w:p>
-        </w:tc>
-        <w:tc>
-          <w:tcPr>
-            <w:tcW w:type="dxa" w:w="1247"/>
-          </w:tcPr>
-          <w:p>
-            <w:r>
-              <w:rPr>
-                <w:b/>
-                <w:i w:val="0"/>
-                <w:sz w:val="16"/>
-              </w:rPr>
-              <w:t>S11</w:t>
-              <w:br/>
-            </w:r>
-            <w:r>
-              <w:rPr>
-                <w:b w:val="0"/>
-                <w:i w:val="0"/>
-                <w:color w:val="64748B"/>
-                <w:sz w:val="14"/>
-              </w:rPr>
-              <w:t>Logement / cadre de vie</w:t>
-            </w:r>
-          </w:p>
-        </w:tc>
-        <w:tc>
-          <w:tcPr>
-            <w:tcW w:type="dxa" w:w="1531"/>
-          </w:tcPr>
-          <w:p>
-            <w:r>
-              <w:rPr>
-                <w:b/>
-                <w:i w:val="0"/>
-                <w:color w:val="16A34A"/>
-                <w:sz w:val="16"/>
-              </w:rPr>
-              <w:t>s01q00_0, s00q04, s03q38, s04q21, s04q51, s04q51_unite, s04q44, s04q65</w:t>
-            </w:r>
-          </w:p>
-        </w:tc>
-        <w:tc>
-          <w:tcPr>
-            <w:tcW w:type="dxa" w:w="1191"/>
-          </w:tcPr>
-          <w:p>
-            <w:r>
-              <w:rPr>
-                <w:b w:val="0"/>
-                <w:i w:val="0"/>
-                <w:color w:val="64748B"/>
-                <w:sz w:val="16"/>
-              </w:rPr>
-              <w:t>GT-CQ</w:t>
-            </w:r>
-          </w:p>
-        </w:tc>
-        <w:tc>
-          <w:tcPr>
-            <w:tcW w:type="dxa" w:w="4706"/>
-          </w:tcPr>
-          <w:p>
-            <w:r>
-              <w:rPr>
-                <w:b w:val="0"/>
-                <w:i w:val="0"/>
-                <w:sz w:val="17"/>
-              </w:rPr>
-              <w:t>Avertissement!! le montant de la dernière  facture du dernier mois pour chaine de télévision par câble, satellite, TNTest 2000 FCFA semble incoherent, prière de corriger ou confirmer avec le QG.</w:t>
-            </w:r>
-          </w:p>
-        </w:tc>
-      </w:tr>
-      <w:tr>
-        <w:tc>
-          <w:tcPr>
-            <w:tcW w:type="dxa" w:w="964"/>
-          </w:tcPr>
-          <w:p>
-            <w:r>
-              <w:rPr>
-                <w:b/>
-                <w:i w:val="0"/>
-                <w:color w:val="EA580C"/>
-                <w:sz w:val="16"/>
-              </w:rPr>
-              <w:t>Moyenne</w:t>
-            </w:r>
-          </w:p>
-        </w:tc>
-        <w:tc>
-          <w:tcPr>
-            <w:tcW w:type="dxa" w:w="1247"/>
-          </w:tcPr>
-          <w:p>
-            <w:r>
-              <w:rPr>
-                <w:b/>
-                <w:i w:val="0"/>
-                <w:sz w:val="16"/>
-              </w:rPr>
-              <w:t>S00</w:t>
-              <w:br/>
-            </w:r>
-            <w:r>
-              <w:rPr>
-                <w:b w:val="0"/>
-                <w:i w:val="0"/>
-                <w:color w:val="64748B"/>
-                <w:sz w:val="14"/>
-              </w:rPr>
-              <w:t>Identification</w:t>
-            </w:r>
-          </w:p>
-        </w:tc>
-        <w:tc>
-          <w:tcPr>
-            <w:tcW w:type="dxa" w:w="1531"/>
-          </w:tcPr>
-          <w:p>
-            <w:r>
-              <w:rPr>
-                <w:b/>
-                <w:i w:val="0"/>
-                <w:color w:val="16A34A"/>
-                <w:sz w:val="16"/>
-              </w:rPr>
-              <w:t>s00q27</w:t>
-            </w:r>
-          </w:p>
-        </w:tc>
-        <w:tc>
-          <w:tcPr>
-            <w:tcW w:type="dxa" w:w="1191"/>
-          </w:tcPr>
-          <w:p>
-            <w:r>
-              <w:rPr>
-                <w:b w:val="0"/>
-                <w:i w:val="0"/>
-                <w:color w:val="64748B"/>
-                <w:sz w:val="16"/>
-              </w:rPr>
-              <w:t>GT-CQ</w:t>
-            </w:r>
-          </w:p>
-        </w:tc>
-        <w:tc>
-          <w:tcPr>
-            <w:tcW w:type="dxa" w:w="4706"/>
-          </w:tcPr>
-          <w:p>
-            <w:r>
-              <w:rPr>
-                <w:b w:val="0"/>
-                <w:i w:val="0"/>
-                <w:sz w:val="17"/>
-              </w:rPr>
-              <w:t>Le questionnaire semble ne pas être complètement fini mais le questionnaire est en statut complet, prière de compléter le questionnaire.</w:t>
-            </w:r>
-          </w:p>
-        </w:tc>
-      </w:tr>
-      <w:tr>
-        <w:tc>
-          <w:tcPr>
-            <w:tcW w:type="dxa" w:w="964"/>
-          </w:tcPr>
-          <w:p>
-            <w:r>
-              <w:rPr>
-                <w:b/>
-                <w:i w:val="0"/>
-                <w:color w:val="EA580C"/>
-                <w:sz w:val="16"/>
-              </w:rPr>
-              <w:t>Moyenne</w:t>
-            </w:r>
-          </w:p>
-        </w:tc>
-        <w:tc>
-          <w:tcPr>
-            <w:tcW w:type="dxa" w:w="1247"/>
-          </w:tcPr>
-          <w:p>
-            <w:r>
-              <w:rPr>
-                <w:b/>
-                <w:i w:val="0"/>
-                <w:sz w:val="16"/>
-              </w:rPr>
-              <w:t>S00</w:t>
-              <w:br/>
-            </w:r>
-            <w:r>
-              <w:rPr>
-                <w:b w:val="0"/>
-                <w:i w:val="0"/>
-                <w:color w:val="64748B"/>
-                <w:sz w:val="14"/>
-              </w:rPr>
-              <w:t>Identification</w:t>
-            </w:r>
-          </w:p>
-        </w:tc>
-        <w:tc>
-          <w:tcPr>
-            <w:tcW w:type="dxa" w:w="1531"/>
-          </w:tcPr>
-          <w:p>
-            <w:r>
-              <w:rPr>
-                <w:b/>
-                <w:i w:val="0"/>
-                <w:color w:val="16A34A"/>
-                <w:sz w:val="16"/>
-              </w:rPr>
-              <w:t>—</w:t>
-            </w:r>
-          </w:p>
-        </w:tc>
-        <w:tc>
-          <w:tcPr>
-            <w:tcW w:type="dxa" w:w="1191"/>
-          </w:tcPr>
-          <w:p>
-            <w:r>
-              <w:rPr>
-                <w:b w:val="0"/>
-                <w:i w:val="0"/>
-                <w:color w:val="64748B"/>
-                <w:sz w:val="16"/>
-              </w:rPr>
-              <w:t>GT-CQ</w:t>
-            </w:r>
-          </w:p>
-        </w:tc>
-        <w:tc>
-          <w:tcPr>
-            <w:tcW w:type="dxa" w:w="4706"/>
-          </w:tcPr>
-          <w:p>
-            <w:r>
-              <w:rPr>
-                <w:b w:val="0"/>
-                <w:i w:val="0"/>
-                <w:sz w:val="17"/>
-              </w:rPr>
-              <w:t>L'adresse ou la localisation du ménage doit être bien renseignée, ne doit pas contenir des numéros de téléphone et elle semble courte pour être une adresse.</w:t>
-            </w:r>
-          </w:p>
-        </w:tc>
-      </w:tr>
-      <w:tr>
-        <w:tc>
-          <w:tcPr>
-            <w:tcW w:type="dxa" w:w="964"/>
-          </w:tcPr>
-          <w:p>
-            <w:r>
-              <w:rPr>
-                <w:b/>
-                <w:i w:val="0"/>
-                <w:color w:val="EA580C"/>
-                <w:sz w:val="16"/>
-              </w:rPr>
-              <w:t>Moyenne</w:t>
-            </w:r>
-          </w:p>
-        </w:tc>
-        <w:tc>
-          <w:tcPr>
-            <w:tcW w:type="dxa" w:w="1247"/>
-          </w:tcPr>
-          <w:p>
-            <w:r>
-              <w:rPr>
-                <w:b/>
-                <w:i w:val="0"/>
-                <w:sz w:val="16"/>
-              </w:rPr>
-              <w:t>S00</w:t>
-              <w:br/>
-            </w:r>
-            <w:r>
-              <w:rPr>
-                <w:b w:val="0"/>
-                <w:i w:val="0"/>
-                <w:color w:val="64748B"/>
-                <w:sz w:val="14"/>
-              </w:rPr>
-              <w:t>Identification</w:t>
-            </w:r>
-          </w:p>
-        </w:tc>
-        <w:tc>
-          <w:tcPr>
-            <w:tcW w:type="dxa" w:w="1531"/>
-          </w:tcPr>
-          <w:p>
-            <w:r>
-              <w:rPr>
-                <w:b/>
-                <w:i w:val="0"/>
-                <w:color w:val="16A34A"/>
-                <w:sz w:val="16"/>
-              </w:rPr>
-              <w:t>—</w:t>
-            </w:r>
-          </w:p>
-        </w:tc>
-        <w:tc>
-          <w:tcPr>
-            <w:tcW w:type="dxa" w:w="1191"/>
-          </w:tcPr>
-          <w:p>
-            <w:r>
-              <w:rPr>
-                <w:b w:val="0"/>
-                <w:i w:val="0"/>
-                <w:color w:val="64748B"/>
-                <w:sz w:val="16"/>
-              </w:rPr>
-              <w:t>GT-CQ</w:t>
-            </w:r>
-          </w:p>
-        </w:tc>
-        <w:tc>
-          <w:tcPr>
-            <w:tcW w:type="dxa" w:w="4706"/>
-          </w:tcPr>
-          <w:p>
-            <w:r>
-              <w:rPr>
-                <w:b w:val="0"/>
-                <w:i w:val="0"/>
-                <w:sz w:val="17"/>
-              </w:rPr>
-              <w:t>Prière de renseigner la bonne adresse.</w:t>
-            </w:r>
-          </w:p>
-        </w:tc>
-      </w:tr>
-      <w:tr>
-        <w:tc>
-          <w:tcPr>
-            <w:tcW w:type="dxa" w:w="964"/>
-          </w:tcPr>
-          <w:p>
-            <w:r>
-              <w:rPr>
-                <w:b/>
-                <w:i w:val="0"/>
-                <w:color w:val="EA580C"/>
-                <w:sz w:val="16"/>
-              </w:rPr>
-              <w:t>Moyenne</w:t>
-            </w:r>
-          </w:p>
-        </w:tc>
-        <w:tc>
-          <w:tcPr>
-            <w:tcW w:type="dxa" w:w="1247"/>
-          </w:tcPr>
-          <w:p>
-            <w:r>
-              <w:rPr>
-                <w:b/>
-                <w:i w:val="0"/>
-                <w:sz w:val="16"/>
-              </w:rPr>
-              <w:t>S01</w:t>
-              <w:br/>
-            </w:r>
-            <w:r>
-              <w:rPr>
-                <w:b w:val="0"/>
-                <w:i w:val="0"/>
-                <w:color w:val="64748B"/>
-                <w:sz w:val="14"/>
-              </w:rPr>
-              <w:t>Démographie</w:t>
-            </w:r>
-          </w:p>
-        </w:tc>
-        <w:tc>
-          <w:tcPr>
-            <w:tcW w:type="dxa" w:w="1531"/>
-          </w:tcPr>
-          <w:p>
-            <w:r>
-              <w:rPr>
-                <w:b/>
-                <w:i w:val="0"/>
-                <w:color w:val="16A34A"/>
-                <w:sz w:val="16"/>
-              </w:rPr>
-              <w:t>s00q27, s01q03a, s01q03b, s01q03c, s01q00b</w:t>
-            </w:r>
-          </w:p>
-        </w:tc>
-        <w:tc>
-          <w:tcPr>
-            <w:tcW w:type="dxa" w:w="1191"/>
-          </w:tcPr>
-          <w:p>
-            <w:r>
-              <w:rPr>
-                <w:b w:val="0"/>
-                <w:i w:val="0"/>
-                <w:color w:val="64748B"/>
-                <w:sz w:val="16"/>
-              </w:rPr>
-              <w:t>GT-CQ</w:t>
-            </w:r>
-          </w:p>
-        </w:tc>
-        <w:tc>
-          <w:tcPr>
-            <w:tcW w:type="dxa" w:w="4706"/>
-          </w:tcPr>
-          <w:p>
-            <w:r>
-              <w:rPr>
-                <w:b w:val="0"/>
-                <w:i w:val="0"/>
-                <w:sz w:val="17"/>
-              </w:rPr>
-              <w:t>Les informations sur l'acte de naissance (ni Jours, ni mois et ni années) de  Fatou Binetou Biaye  manquent, s'il vous plait pouvez-vous fournir d'effort pour avoir ces informations.</w:t>
-            </w:r>
-          </w:p>
-        </w:tc>
-      </w:tr>
-      <w:tr>
-        <w:tc>
-          <w:tcPr>
-            <w:tcW w:type="dxa" w:w="964"/>
-          </w:tcPr>
-          <w:p>
-            <w:r>
-              <w:rPr>
-                <w:b/>
-                <w:i w:val="0"/>
-                <w:color w:val="EA580C"/>
-                <w:sz w:val="16"/>
-              </w:rPr>
-              <w:t>Moyenne</w:t>
-            </w:r>
-          </w:p>
-        </w:tc>
-        <w:tc>
-          <w:tcPr>
-            <w:tcW w:type="dxa" w:w="1247"/>
-          </w:tcPr>
-          <w:p>
-            <w:r>
-              <w:rPr>
-                <w:b/>
-                <w:i w:val="0"/>
-                <w:sz w:val="16"/>
-              </w:rPr>
-              <w:t>S01</w:t>
-              <w:br/>
-            </w:r>
-            <w:r>
-              <w:rPr>
-                <w:b w:val="0"/>
-                <w:i w:val="0"/>
-                <w:color w:val="64748B"/>
-                <w:sz w:val="14"/>
-              </w:rPr>
-              <w:t>Démographie</w:t>
-            </w:r>
-          </w:p>
-        </w:tc>
-        <w:tc>
-          <w:tcPr>
-            <w:tcW w:type="dxa" w:w="1531"/>
-          </w:tcPr>
-          <w:p>
-            <w:r>
-              <w:rPr>
-                <w:b/>
-                <w:i w:val="0"/>
-                <w:color w:val="16A34A"/>
-                <w:sz w:val="16"/>
-              </w:rPr>
-              <w:t>—</w:t>
-            </w:r>
-          </w:p>
-        </w:tc>
-        <w:tc>
-          <w:tcPr>
-            <w:tcW w:type="dxa" w:w="1191"/>
-          </w:tcPr>
-          <w:p>
-            <w:r>
-              <w:rPr>
-                <w:b w:val="0"/>
-                <w:i w:val="0"/>
-                <w:color w:val="64748B"/>
-                <w:sz w:val="16"/>
-              </w:rPr>
-              <w:t>GT-CQ</w:t>
-            </w:r>
-          </w:p>
-        </w:tc>
-        <w:tc>
-          <w:tcPr>
-            <w:tcW w:type="dxa" w:w="4706"/>
-          </w:tcPr>
-          <w:p>
-            <w:r>
-              <w:rPr>
-                <w:b w:val="0"/>
-                <w:i w:val="0"/>
-                <w:sz w:val="17"/>
-              </w:rPr>
-              <w:t>Prière de verifier l'information donnée par Fatou Binetou Biaye ou corriger au niveau de la section 1.</w:t>
-            </w:r>
-          </w:p>
-        </w:tc>
-      </w:tr>
-      <w:tr>
-        <w:tc>
-          <w:tcPr>
-            <w:tcW w:type="dxa" w:w="964"/>
-          </w:tcPr>
-          <w:p>
-            <w:r>
-              <w:rPr>
-                <w:b/>
-                <w:i w:val="0"/>
-                <w:color w:val="EA580C"/>
-                <w:sz w:val="16"/>
-              </w:rPr>
-              <w:t>Moyenne</w:t>
-            </w:r>
-          </w:p>
-        </w:tc>
-        <w:tc>
-          <w:tcPr>
-            <w:tcW w:type="dxa" w:w="1247"/>
-          </w:tcPr>
-          <w:p>
-            <w:r>
-              <w:rPr>
-                <w:b/>
-                <w:i w:val="0"/>
-                <w:sz w:val="16"/>
-              </w:rPr>
-              <w:t>S01</w:t>
-              <w:br/>
-            </w:r>
-            <w:r>
-              <w:rPr>
-                <w:b w:val="0"/>
-                <w:i w:val="0"/>
-                <w:color w:val="64748B"/>
-                <w:sz w:val="14"/>
-              </w:rPr>
-              <w:t>Démographie</w:t>
-            </w:r>
-          </w:p>
-        </w:tc>
-        <w:tc>
-          <w:tcPr>
-            <w:tcW w:type="dxa" w:w="1531"/>
-          </w:tcPr>
-          <w:p>
-            <w:r>
-              <w:rPr>
-                <w:b/>
-                <w:i w:val="0"/>
-                <w:color w:val="16A34A"/>
-                <w:sz w:val="16"/>
-              </w:rPr>
-              <w:t>s00q27, s01q03a, s01q03b, s01q03c, s01q00b</w:t>
-            </w:r>
-          </w:p>
-        </w:tc>
-        <w:tc>
-          <w:tcPr>
-            <w:tcW w:type="dxa" w:w="1191"/>
-          </w:tcPr>
-          <w:p>
-            <w:r>
-              <w:rPr>
-                <w:b w:val="0"/>
-                <w:i w:val="0"/>
-                <w:color w:val="64748B"/>
-                <w:sz w:val="16"/>
-              </w:rPr>
-              <w:t>GT-CQ</w:t>
-            </w:r>
-          </w:p>
-        </w:tc>
-        <w:tc>
-          <w:tcPr>
-            <w:tcW w:type="dxa" w:w="4706"/>
-          </w:tcPr>
-          <w:p>
-            <w:r>
-              <w:rPr>
-                <w:b w:val="0"/>
-                <w:i w:val="0"/>
-                <w:sz w:val="17"/>
-              </w:rPr>
-              <w:t>Les informations sur l'acte de naissance (ni Jours, ni mois et ni années) de  Ibrahima Biaye  manquent, s'il vous plait pouvez-vous fournir d'effort pour avoir ces informations.</w:t>
-            </w:r>
-          </w:p>
-        </w:tc>
-      </w:tr>
-      <w:tr>
-        <w:tc>
-          <w:tcPr>
-            <w:tcW w:type="dxa" w:w="964"/>
-          </w:tcPr>
-          <w:p>
-            <w:r>
-              <w:rPr>
-                <w:b/>
-                <w:i w:val="0"/>
-                <w:color w:val="EA580C"/>
-                <w:sz w:val="16"/>
-              </w:rPr>
-              <w:t>Moyenne</w:t>
-            </w:r>
-          </w:p>
-        </w:tc>
-        <w:tc>
-          <w:tcPr>
-            <w:tcW w:type="dxa" w:w="1247"/>
-          </w:tcPr>
-          <w:p>
-            <w:r>
-              <w:rPr>
-                <w:b/>
-                <w:i w:val="0"/>
-                <w:sz w:val="16"/>
-              </w:rPr>
-              <w:t>S01</w:t>
-              <w:br/>
-            </w:r>
-            <w:r>
-              <w:rPr>
-                <w:b w:val="0"/>
-                <w:i w:val="0"/>
-                <w:color w:val="64748B"/>
-                <w:sz w:val="14"/>
-              </w:rPr>
-              <w:t>Démographie</w:t>
-            </w:r>
-          </w:p>
-        </w:tc>
-        <w:tc>
-          <w:tcPr>
-            <w:tcW w:type="dxa" w:w="1531"/>
-          </w:tcPr>
-          <w:p>
-            <w:r>
-              <w:rPr>
-                <w:b/>
-                <w:i w:val="0"/>
-                <w:color w:val="16A34A"/>
-                <w:sz w:val="16"/>
-              </w:rPr>
-              <w:t>—</w:t>
-            </w:r>
-          </w:p>
-        </w:tc>
-        <w:tc>
-          <w:tcPr>
-            <w:tcW w:type="dxa" w:w="1191"/>
-          </w:tcPr>
-          <w:p>
-            <w:r>
-              <w:rPr>
-                <w:b w:val="0"/>
-                <w:i w:val="0"/>
-                <w:color w:val="64748B"/>
-                <w:sz w:val="16"/>
-              </w:rPr>
-              <w:t>GT-CQ</w:t>
-            </w:r>
-          </w:p>
-        </w:tc>
-        <w:tc>
-          <w:tcPr>
-            <w:tcW w:type="dxa" w:w="4706"/>
-          </w:tcPr>
-          <w:p>
-            <w:r>
-              <w:rPr>
-                <w:b w:val="0"/>
-                <w:i w:val="0"/>
-                <w:sz w:val="17"/>
-              </w:rPr>
-              <w:t>Prière de verifier l'information donnée par Ibrahima Biaye ou corriger au niveau de la section 1.</w:t>
-            </w:r>
-          </w:p>
-        </w:tc>
-      </w:tr>
-      <w:tr>
-        <w:tc>
-          <w:tcPr>
-            <w:tcW w:type="dxa" w:w="964"/>
-          </w:tcPr>
-          <w:p>
-            <w:r>
-              <w:rPr>
-                <w:b/>
-                <w:i w:val="0"/>
-                <w:color w:val="EA580C"/>
-                <w:sz w:val="16"/>
-              </w:rPr>
-              <w:t>Moyenne</w:t>
-            </w:r>
-          </w:p>
-        </w:tc>
-        <w:tc>
-          <w:tcPr>
-            <w:tcW w:type="dxa" w:w="1247"/>
-          </w:tcPr>
-          <w:p>
-            <w:r>
-              <w:rPr>
-                <w:b/>
-                <w:i w:val="0"/>
-                <w:sz w:val="16"/>
-              </w:rPr>
-              <w:t>S01</w:t>
-              <w:br/>
-            </w:r>
-            <w:r>
-              <w:rPr>
-                <w:b w:val="0"/>
-                <w:i w:val="0"/>
-                <w:color w:val="64748B"/>
-                <w:sz w:val="14"/>
-              </w:rPr>
-              <w:t>Démographie</w:t>
-            </w:r>
-          </w:p>
-        </w:tc>
-        <w:tc>
-          <w:tcPr>
-            <w:tcW w:type="dxa" w:w="1531"/>
-          </w:tcPr>
-          <w:p>
-            <w:r>
-              <w:rPr>
-                <w:b/>
-                <w:i w:val="0"/>
-                <w:color w:val="16A34A"/>
-                <w:sz w:val="16"/>
-              </w:rPr>
-              <w:t>s00q27, s01q03a, s01q03b, s01q03c, s01q00b</w:t>
-            </w:r>
-          </w:p>
-        </w:tc>
-        <w:tc>
-          <w:tcPr>
-            <w:tcW w:type="dxa" w:w="1191"/>
-          </w:tcPr>
-          <w:p>
-            <w:r>
-              <w:rPr>
-                <w:b w:val="0"/>
-                <w:i w:val="0"/>
-                <w:color w:val="64748B"/>
-                <w:sz w:val="16"/>
-              </w:rPr>
-              <w:t>GT-CQ</w:t>
-            </w:r>
-          </w:p>
-        </w:tc>
-        <w:tc>
-          <w:tcPr>
-            <w:tcW w:type="dxa" w:w="4706"/>
-          </w:tcPr>
-          <w:p>
-            <w:r>
-              <w:rPr>
-                <w:b w:val="0"/>
-                <w:i w:val="0"/>
-                <w:sz w:val="17"/>
-              </w:rPr>
-              <w:t>Les informations sur l'acte de naissance (ni Jours, ni mois et ni années) de  Khadidiatou Biaye  manquent, s'il vous plait pouvez-vous fournir d'effort pour avoir ces informations.</w:t>
-            </w:r>
-          </w:p>
-        </w:tc>
-      </w:tr>
-      <w:tr>
-        <w:tc>
-          <w:tcPr>
-            <w:tcW w:type="dxa" w:w="964"/>
-          </w:tcPr>
-          <w:p>
-            <w:r>
-              <w:rPr>
-                <w:b/>
-                <w:i w:val="0"/>
-                <w:color w:val="EA580C"/>
-                <w:sz w:val="16"/>
-              </w:rPr>
-              <w:t>Moyenne</w:t>
-            </w:r>
-          </w:p>
-        </w:tc>
-        <w:tc>
-          <w:tcPr>
-            <w:tcW w:type="dxa" w:w="1247"/>
-          </w:tcPr>
-          <w:p>
-            <w:r>
-              <w:rPr>
-                <w:b/>
-                <w:i w:val="0"/>
-                <w:sz w:val="16"/>
-              </w:rPr>
-              <w:t>S01</w:t>
-              <w:br/>
-            </w:r>
-            <w:r>
-              <w:rPr>
-                <w:b w:val="0"/>
-                <w:i w:val="0"/>
-                <w:color w:val="64748B"/>
-                <w:sz w:val="14"/>
-              </w:rPr>
-              <w:t>Démographie</w:t>
-            </w:r>
-          </w:p>
-        </w:tc>
-        <w:tc>
-          <w:tcPr>
-            <w:tcW w:type="dxa" w:w="1531"/>
-          </w:tcPr>
-          <w:p>
-            <w:r>
-              <w:rPr>
-                <w:b/>
-                <w:i w:val="0"/>
-                <w:color w:val="16A34A"/>
-                <w:sz w:val="16"/>
-              </w:rPr>
-              <w:t>—</w:t>
-            </w:r>
-          </w:p>
-        </w:tc>
-        <w:tc>
-          <w:tcPr>
-            <w:tcW w:type="dxa" w:w="1191"/>
-          </w:tcPr>
-          <w:p>
-            <w:r>
-              <w:rPr>
-                <w:b w:val="0"/>
-                <w:i w:val="0"/>
-                <w:color w:val="64748B"/>
-                <w:sz w:val="16"/>
-              </w:rPr>
-              <w:t>GT-CQ</w:t>
-            </w:r>
-          </w:p>
-        </w:tc>
-        <w:tc>
-          <w:tcPr>
-            <w:tcW w:type="dxa" w:w="4706"/>
-          </w:tcPr>
-          <w:p>
-            <w:r>
-              <w:rPr>
-                <w:b w:val="0"/>
-                <w:i w:val="0"/>
-                <w:sz w:val="17"/>
-              </w:rPr>
-              <w:t>Prière de verifier l'information donnée par Khadidiatou Biaye ou corriger au niveau de la section 1.</w:t>
-            </w:r>
-          </w:p>
-        </w:tc>
-      </w:tr>
-      <w:tr>
-        <w:tc>
-          <w:tcPr>
-            <w:tcW w:type="dxa" w:w="964"/>
-          </w:tcPr>
-          <w:p>
-            <w:r>
-              <w:rPr>
-                <w:b/>
-                <w:i w:val="0"/>
-                <w:color w:val="EA580C"/>
-                <w:sz w:val="16"/>
-              </w:rPr>
-              <w:t>Moyenne</w:t>
-            </w:r>
-          </w:p>
-        </w:tc>
-        <w:tc>
-          <w:tcPr>
-            <w:tcW w:type="dxa" w:w="1247"/>
-          </w:tcPr>
-          <w:p>
-            <w:r>
-              <w:rPr>
-                <w:b/>
-                <w:i w:val="0"/>
-                <w:sz w:val="16"/>
-              </w:rPr>
-              <w:t>S02</w:t>
-              <w:br/>
-            </w:r>
-            <w:r>
-              <w:rPr>
-                <w:b w:val="0"/>
-                <w:i w:val="0"/>
-                <w:color w:val="64748B"/>
-                <w:sz w:val="14"/>
-              </w:rPr>
-              <w:t>Éducation</w:t>
-            </w:r>
-          </w:p>
-        </w:tc>
-        <w:tc>
-          <w:tcPr>
-            <w:tcW w:type="dxa" w:w="1531"/>
-          </w:tcPr>
-          <w:p>
-            <w:r>
-              <w:rPr>
-                <w:b/>
-                <w:i w:val="0"/>
-                <w:color w:val="16A34A"/>
-                <w:sz w:val="16"/>
-              </w:rPr>
-              <w:t>—</w:t>
-            </w:r>
-          </w:p>
-        </w:tc>
-        <w:tc>
-          <w:tcPr>
-            <w:tcW w:type="dxa" w:w="1191"/>
-          </w:tcPr>
-          <w:p>
-            <w:r>
-              <w:rPr>
-                <w:b w:val="0"/>
-                <w:i w:val="0"/>
-                <w:color w:val="64748B"/>
-                <w:sz w:val="16"/>
-              </w:rPr>
-              <w:t>GT-CQ</w:t>
-            </w:r>
-          </w:p>
-        </w:tc>
-        <w:tc>
-          <w:tcPr>
-            <w:tcW w:type="dxa" w:w="4706"/>
-          </w:tcPr>
-          <w:p>
-            <w:r>
-              <w:rPr>
-                <w:b w:val="0"/>
-                <w:i w:val="0"/>
-                <w:sz w:val="17"/>
-              </w:rPr>
-              <w:t>veuillez, s'il vous plait, confirmer les frais de scolarité ( 3000 FCFA) payée de Fatou Binetou Biaye avec le QG ou apporter les corrections nécessaires.</w:t>
-            </w:r>
-          </w:p>
-        </w:tc>
-      </w:tr>
-      <w:tr>
-        <w:tc>
-          <w:tcPr>
-            <w:tcW w:type="dxa" w:w="964"/>
-          </w:tcPr>
-          <w:p>
-            <w:r>
-              <w:rPr>
-                <w:b/>
-                <w:i w:val="0"/>
-                <w:color w:val="EA580C"/>
-                <w:sz w:val="16"/>
-              </w:rPr>
-              <w:t>Moyenne</w:t>
-            </w:r>
-          </w:p>
-        </w:tc>
-        <w:tc>
-          <w:tcPr>
-            <w:tcW w:type="dxa" w:w="1247"/>
-          </w:tcPr>
-          <w:p>
-            <w:r>
-              <w:rPr>
-                <w:b/>
-                <w:i w:val="0"/>
-                <w:sz w:val="16"/>
-              </w:rPr>
-              <w:t>S02</w:t>
-              <w:br/>
-            </w:r>
-            <w:r>
-              <w:rPr>
-                <w:b w:val="0"/>
-                <w:i w:val="0"/>
-                <w:color w:val="64748B"/>
-                <w:sz w:val="14"/>
-              </w:rPr>
-              <w:t>Éducation</w:t>
-            </w:r>
-          </w:p>
-        </w:tc>
-        <w:tc>
-          <w:tcPr>
-            <w:tcW w:type="dxa" w:w="1531"/>
-          </w:tcPr>
-          <w:p>
-            <w:r>
-              <w:rPr>
-                <w:b/>
-                <w:i w:val="0"/>
-                <w:color w:val="16A34A"/>
-                <w:sz w:val="16"/>
-              </w:rPr>
-              <w:t>s01q63, s00q04, s02q25, s01q00b, s02q17_2, s02q15_2</w:t>
-            </w:r>
-          </w:p>
-        </w:tc>
-        <w:tc>
-          <w:tcPr>
-            <w:tcW w:type="dxa" w:w="1191"/>
-          </w:tcPr>
-          <w:p>
-            <w:r>
-              <w:rPr>
-                <w:b w:val="0"/>
-                <w:i w:val="0"/>
-                <w:color w:val="64748B"/>
-                <w:sz w:val="16"/>
-              </w:rPr>
-              <w:t>GT-CQ</w:t>
-            </w:r>
-          </w:p>
-        </w:tc>
-        <w:tc>
-          <w:tcPr>
-            <w:tcW w:type="dxa" w:w="4706"/>
-          </w:tcPr>
-          <w:p>
-            <w:r>
-              <w:rPr>
-                <w:b w:val="0"/>
-                <w:i w:val="0"/>
-                <w:sz w:val="17"/>
-              </w:rPr>
               <w:t>Dans les milieux urbains c'est peu probable de voir une école dont les élèves ou étudiants ne dépensent pas en frais d'uniformes, prière de verifier pour Fatou Binetou Biaye qui fréquente 2ème année de Primaire et corriger ou confirmer avec le QG.</w:t>
-            </w:r>
-          </w:p>
-        </w:tc>
-      </w:tr>
-      <w:tr>
-        <w:tc>
-          <w:tcPr>
-            <w:tcW w:type="dxa" w:w="964"/>
-          </w:tcPr>
-          <w:p>
-            <w:r>
-              <w:rPr>
-                <w:b/>
-                <w:i w:val="0"/>
-                <w:color w:val="EA580C"/>
-                <w:sz w:val="16"/>
-              </w:rPr>
-              <w:t>Moyenne</w:t>
-            </w:r>
-          </w:p>
-        </w:tc>
-        <w:tc>
-          <w:tcPr>
-            <w:tcW w:type="dxa" w:w="1247"/>
-          </w:tcPr>
-          <w:p>
-            <w:r>
-              <w:rPr>
-                <w:b/>
-                <w:i w:val="0"/>
-                <w:sz w:val="16"/>
-              </w:rPr>
-              <w:t>S02</w:t>
-              <w:br/>
-            </w:r>
-            <w:r>
-              <w:rPr>
-                <w:b w:val="0"/>
-                <w:i w:val="0"/>
-                <w:color w:val="64748B"/>
-                <w:sz w:val="14"/>
-              </w:rPr>
-              <w:t>Éducation</w:t>
-            </w:r>
-          </w:p>
-        </w:tc>
-        <w:tc>
-          <w:tcPr>
-            <w:tcW w:type="dxa" w:w="1531"/>
-          </w:tcPr>
-          <w:p>
-            <w:r>
-              <w:rPr>
-                <w:b/>
-                <w:i w:val="0"/>
-                <w:color w:val="16A34A"/>
-                <w:sz w:val="16"/>
-              </w:rPr>
-              <w:t>—</w:t>
-            </w:r>
-          </w:p>
-        </w:tc>
-        <w:tc>
-          <w:tcPr>
-            <w:tcW w:type="dxa" w:w="1191"/>
-          </w:tcPr>
-          <w:p>
-            <w:r>
-              <w:rPr>
-                <w:b w:val="0"/>
-                <w:i w:val="0"/>
-                <w:color w:val="64748B"/>
-                <w:sz w:val="16"/>
-              </w:rPr>
-              <w:t>GT-CQ</w:t>
-            </w:r>
-          </w:p>
-        </w:tc>
-        <w:tc>
-          <w:tcPr>
-            <w:tcW w:type="dxa" w:w="4706"/>
-          </w:tcPr>
-          <w:p>
-            <w:r>
-              <w:rPr>
-                <w:b w:val="0"/>
-                <w:i w:val="0"/>
-                <w:sz w:val="17"/>
-              </w:rPr>
-              <w:t>veuillez, s'il vous plait, confirmer les frais de scolarité ( 3000 FCFA) payée de Ibrahima Biaye avec le QG ou apporter les corrections nécessaires.</w:t>
             </w:r>
           </w:p>
         </w:tc>
